--- a/06_산출물_문서/2계층_절차서/QP-811_FAI_AS9102.docx
+++ b/06_산출물_문서/2계층_절차서/QP-811_FAI_AS9102.docx
@@ -270,11 +270,11 @@
     </w:p>
     <w:tbl>
       <w:tblPr>
-        <w:tblW w:w="8788" w:type="dxa"/>
         <w:tblCellMar>
           <w:left w:w="108" w:type="dxa"/>
           <w:right w:w="108" w:type="dxa"/>
         </w:tblCellMar>
+        <w:tblW w:w="8788" w:type="dxa"/>
         <w:tblBorders>
           <w:top w:val="single" w:sz="4" w:color="2E74B5" w:space="0"/>
           <w:left w:val="single" w:sz="4" w:color="2E74B5" w:space="0"/>
@@ -294,13 +294,13 @@
         <w:tc>
           <w:tcPr>
             <w:tcW w:w="1500" w:type="dxa"/>
-            <w:shd w:val="clear" w:color="auto" w:fill="D9D9D9"/>
-            <w:tcMar>
-              <w:top w:w="60" w:type="dxa"/>
-              <w:left w:w="120" w:type="dxa"/>
-              <w:bottom w:w="60" w:type="dxa"/>
-              <w:right w:w="120" w:type="dxa"/>
-            </w:tcMar>
+            <w:tcMar>
+              <w:top w:w="60" w:type="dxa"/>
+              <w:left w:w="120" w:type="dxa"/>
+              <w:bottom w:w="60" w:type="dxa"/>
+              <w:right w:w="120" w:type="dxa"/>
+            </w:tcMar>
+            <w:shd w:val="clear" w:color="auto" w:fill="DEEAF1"/>
           </w:tcPr>
           <w:p>
             <w:pPr>
@@ -320,13 +320,13 @@
         <w:tc>
           <w:tcPr>
             <w:tcW w:w="2800" w:type="dxa"/>
-            <w:shd w:val="clear" w:color="auto" w:fill="D9D9D9"/>
-            <w:tcMar>
-              <w:top w:w="60" w:type="dxa"/>
-              <w:left w:w="120" w:type="dxa"/>
-              <w:bottom w:w="60" w:type="dxa"/>
-              <w:right w:w="120" w:type="dxa"/>
-            </w:tcMar>
+            <w:tcMar>
+              <w:top w:w="60" w:type="dxa"/>
+              <w:left w:w="120" w:type="dxa"/>
+              <w:bottom w:w="60" w:type="dxa"/>
+              <w:right w:w="120" w:type="dxa"/>
+            </w:tcMar>
+            <w:shd w:val="clear" w:color="auto" w:fill="DEEAF1"/>
           </w:tcPr>
           <w:p>
             <w:pPr>
@@ -346,13 +346,13 @@
         <w:tc>
           <w:tcPr>
             <w:tcW w:w="2000" w:type="dxa"/>
-            <w:shd w:val="clear" w:color="auto" w:fill="D9D9D9"/>
-            <w:tcMar>
-              <w:top w:w="60" w:type="dxa"/>
-              <w:left w:w="120" w:type="dxa"/>
-              <w:bottom w:w="60" w:type="dxa"/>
-              <w:right w:w="120" w:type="dxa"/>
-            </w:tcMar>
+            <w:tcMar>
+              <w:top w:w="60" w:type="dxa"/>
+              <w:left w:w="120" w:type="dxa"/>
+              <w:bottom w:w="60" w:type="dxa"/>
+              <w:right w:w="120" w:type="dxa"/>
+            </w:tcMar>
+            <w:shd w:val="clear" w:color="auto" w:fill="DEEAF1"/>
           </w:tcPr>
           <w:p>
             <w:pPr>
@@ -372,13 +372,13 @@
         <w:tc>
           <w:tcPr>
             <w:tcW w:w="2488" w:type="dxa"/>
-            <w:shd w:val="clear" w:color="auto" w:fill="D9D9D9"/>
-            <w:tcMar>
-              <w:top w:w="60" w:type="dxa"/>
-              <w:left w:w="120" w:type="dxa"/>
-              <w:bottom w:w="60" w:type="dxa"/>
-              <w:right w:w="120" w:type="dxa"/>
-            </w:tcMar>
+            <w:tcMar>
+              <w:top w:w="60" w:type="dxa"/>
+              <w:left w:w="120" w:type="dxa"/>
+              <w:bottom w:w="60" w:type="dxa"/>
+              <w:right w:w="120" w:type="dxa"/>
+            </w:tcMar>
+            <w:shd w:val="clear" w:color="auto" w:fill="DEEAF1"/>
           </w:tcPr>
           <w:p>
             <w:pPr>
@@ -1591,7 +1591,7 @@
         </w:trPr>
         <w:tc>
           <w:tcPr>
-            <w:tcW w:w="2460" w:type="dxa"/>
+            <w:tcW w:w="2293" w:type="dxa"/>
             <w:tcMar>
               <w:top w:w="60" w:type="dxa"/>
               <w:left w:w="120" w:type="dxa"/>
@@ -1612,7 +1612,7 @@
         </w:tc>
         <w:tc>
           <w:tcPr>
-            <w:tcW w:w="6328" w:type="dxa"/>
+            <w:tcW w:w="6495" w:type="dxa"/>
             <w:tcMar>
               <w:top w:w="60" w:type="dxa"/>
               <w:left w:w="120" w:type="dxa"/>
@@ -1634,9 +1634,7 @@
       </w:tr>
       <w:tr>
         <w:tc>
-          <w:tcPr>
-            <w:tcW w:w="2460" w:type="dxa"/>
-          </w:tcPr>
+          <w:tcPr/>
           <w:p>
             <w:pPr>
               <w:pStyle w:val="Compact"/>
@@ -1652,7 +1650,7 @@
         </w:tc>
         <w:tc>
           <w:tcPr>
-            <w:tcW w:w="6328" w:type="dxa"/>
+            <w:tcW w:w="6495" w:type="dxa"/>
             <w:tcMar>
               <w:top w:w="60" w:type="dxa"/>
               <w:left w:w="120" w:type="dxa"/>
@@ -1689,6 +1687,7 @@
         </w:tc>
         <w:tc>
           <w:tcPr>
+            <w:tcW w:w="6495" w:type="dxa"/>
             <w:tcMar>
               <w:top w:w="60" w:type="dxa"/>
               <w:left w:w="120" w:type="dxa"/>
@@ -1724,9 +1723,7 @@
           </w:p>
         </w:tc>
         <w:tc>
-          <w:tcPr>
-            <w:tcW w:w="6328" w:type="dxa"/>
-          </w:tcPr>
+          <w:tcPr/>
           <w:p>
             <w:pPr>
               <w:pStyle w:val="Compact"/>
@@ -1739,19 +1736,10 @@
       </w:tr>
       <w:tr>
         <w:tc>
-          <w:tcPr>
-            <w:tcW w:w="2460" w:type="dxa"/>
-            <w:tcMar>
-              <w:top w:w="60" w:type="dxa"/>
-              <w:left w:w="120" w:type="dxa"/>
-              <w:bottom w:w="60" w:type="dxa"/>
-              <w:right w:w="120" w:type="dxa"/>
-            </w:tcMar>
-          </w:tcPr>
-          <w:p>
-            <w:pPr>
-              <w:pStyle w:val="Compact"/>
-              <w:wordWrap w:val="1"/>
+          <w:tcPr/>
+          <w:p>
+            <w:pPr>
+              <w:pStyle w:val="Compact"/>
             </w:pPr>
             <w:r>
               <w:rPr>
@@ -1763,10 +1751,19 @@
           </w:p>
         </w:tc>
         <w:tc>
-          <w:tcPr/>
-          <w:p>
-            <w:pPr>
-              <w:pStyle w:val="Compact"/>
+          <w:tcPr>
+            <w:tcW w:w="6495" w:type="dxa"/>
+            <w:tcMar>
+              <w:top w:w="60" w:type="dxa"/>
+              <w:left w:w="120" w:type="dxa"/>
+              <w:bottom w:w="60" w:type="dxa"/>
+              <w:right w:w="120" w:type="dxa"/>
+            </w:tcMar>
+          </w:tcPr>
+          <w:p>
+            <w:pPr>
+              <w:pStyle w:val="Compact"/>
+              <w:wordWrap w:val="1"/>
             </w:pPr>
             <w:r>
               <w:t xml:space="preserve">품질경영시스템 요구사항, §8.5.1</w:t>
@@ -2000,18 +1997,10 @@
       </w:tr>
       <w:tr>
         <w:tc>
-          <w:tcPr>
-            <w:tcMar>
-              <w:top w:w="60" w:type="dxa"/>
-              <w:left w:w="120" w:type="dxa"/>
-              <w:bottom w:w="60" w:type="dxa"/>
-              <w:right w:w="120" w:type="dxa"/>
-            </w:tcMar>
-          </w:tcPr>
-          <w:p>
-            <w:pPr>
-              <w:pStyle w:val="Compact"/>
-              <w:wordWrap w:val="1"/>
+          <w:tcPr/>
+          <w:p>
+            <w:pPr>
+              <w:pStyle w:val="Compact"/>
             </w:pPr>
             <w:r>
               <w:t xml:space="preserve">고객 규격</w:t>
@@ -2019,18 +2008,10 @@
           </w:p>
         </w:tc>
         <w:tc>
-          <w:tcPr>
-            <w:tcMar>
-              <w:top w:w="60" w:type="dxa"/>
-              <w:left w:w="120" w:type="dxa"/>
-              <w:bottom w:w="60" w:type="dxa"/>
-              <w:right w:w="120" w:type="dxa"/>
-            </w:tcMar>
-          </w:tcPr>
-          <w:p>
-            <w:pPr>
-              <w:pStyle w:val="Compact"/>
-              <w:wordWrap w:val="1"/>
+          <w:tcPr/>
+          <w:p>
+            <w:pPr>
+              <w:pStyle w:val="Compact"/>
             </w:pPr>
             <w:r>
               <w:t xml:space="preserve">고객별 FAI 요구사항 (CSR에 명시된 사항)</w:t>
@@ -2606,7 +2587,7 @@
         </w:trPr>
         <w:tc>
           <w:tcPr>
-            <w:tcW w:w="2460" w:type="dxa"/>
+            <w:tcW w:w="2592" w:type="dxa"/>
             <w:tcMar>
               <w:top w:w="60" w:type="dxa"/>
               <w:left w:w="120" w:type="dxa"/>
@@ -2627,7 +2608,7 @@
         </w:tc>
         <w:tc>
           <w:tcPr>
-            <w:tcW w:w="6328" w:type="dxa"/>
+            <w:tcW w:w="6196" w:type="dxa"/>
             <w:tcMar>
               <w:top w:w="60" w:type="dxa"/>
               <w:left w:w="120" w:type="dxa"/>
@@ -2649,9 +2630,7 @@
       </w:tr>
       <w:tr>
         <w:tc>
-          <w:tcPr>
-            <w:tcW w:w="2460" w:type="dxa"/>
-          </w:tcPr>
+          <w:tcPr/>
           <w:p>
             <w:pPr>
               <w:pStyle w:val="Compact"/>
@@ -2667,7 +2646,7 @@
         </w:tc>
         <w:tc>
           <w:tcPr>
-            <w:tcW w:w="6328" w:type="dxa"/>
+            <w:tcW w:w="6196" w:type="dxa"/>
             <w:tcMar>
               <w:top w:w="60" w:type="dxa"/>
               <w:left w:w="120" w:type="dxa"/>
@@ -2704,6 +2683,7 @@
         </w:tc>
         <w:tc>
           <w:tcPr>
+            <w:tcW w:w="6196" w:type="dxa"/>
             <w:tcMar>
               <w:top w:w="60" w:type="dxa"/>
               <w:left w:w="120" w:type="dxa"/>
@@ -2739,9 +2719,7 @@
           </w:p>
         </w:tc>
         <w:tc>
-          <w:tcPr>
-            <w:tcW w:w="6328" w:type="dxa"/>
-          </w:tcPr>
+          <w:tcPr/>
           <w:p>
             <w:pPr>
               <w:pStyle w:val="Compact"/>
@@ -2754,19 +2732,10 @@
       </w:tr>
       <w:tr>
         <w:tc>
-          <w:tcPr>
-            <w:tcW w:w="2460" w:type="dxa"/>
-            <w:tcMar>
-              <w:top w:w="60" w:type="dxa"/>
-              <w:left w:w="120" w:type="dxa"/>
-              <w:bottom w:w="60" w:type="dxa"/>
-              <w:right w:w="120" w:type="dxa"/>
-            </w:tcMar>
-          </w:tcPr>
-          <w:p>
-            <w:pPr>
-              <w:pStyle w:val="Compact"/>
-              <w:wordWrap w:val="1"/>
+          <w:tcPr/>
+          <w:p>
+            <w:pPr>
+              <w:pStyle w:val="Compact"/>
             </w:pPr>
             <w:r>
               <w:rPr>
@@ -2778,10 +2747,19 @@
           </w:p>
         </w:tc>
         <w:tc>
-          <w:tcPr/>
-          <w:p>
-            <w:pPr>
-              <w:pStyle w:val="Compact"/>
+          <w:tcPr>
+            <w:tcW w:w="6196" w:type="dxa"/>
+            <w:tcMar>
+              <w:top w:w="60" w:type="dxa"/>
+              <w:left w:w="120" w:type="dxa"/>
+              <w:bottom w:w="60" w:type="dxa"/>
+              <w:right w:w="120" w:type="dxa"/>
+            </w:tcMar>
+          </w:tcPr>
+          <w:p>
+            <w:pPr>
+              <w:pStyle w:val="Compact"/>
+              <w:wordWrap w:val="1"/>
             </w:pPr>
             <w:r>
               <w:t xml:space="preserve">FAI 측정/검사 실시; 측정 데이터 기록; Form 3 데이터 입력; 풍선도면 작성 지원</w:t>
@@ -2875,18 +2853,10 @@
       </w:tr>
       <w:tr>
         <w:tc>
-          <w:tcPr>
-            <w:tcMar>
-              <w:top w:w="60" w:type="dxa"/>
-              <w:left w:w="120" w:type="dxa"/>
-              <w:bottom w:w="60" w:type="dxa"/>
-              <w:right w:w="120" w:type="dxa"/>
-            </w:tcMar>
-          </w:tcPr>
-          <w:p>
-            <w:pPr>
-              <w:pStyle w:val="Compact"/>
-              <w:wordWrap w:val="1"/>
+          <w:tcPr/>
+          <w:p>
+            <w:pPr>
+              <w:pStyle w:val="Compact"/>
             </w:pPr>
             <w:r>
               <w:rPr>
@@ -2898,18 +2868,10 @@
           </w:p>
         </w:tc>
         <w:tc>
-          <w:tcPr>
-            <w:tcMar>
-              <w:top w:w="60" w:type="dxa"/>
-              <w:left w:w="120" w:type="dxa"/>
-              <w:bottom w:w="60" w:type="dxa"/>
-              <w:right w:w="120" w:type="dxa"/>
-            </w:tcMar>
-          </w:tcPr>
-          <w:p>
-            <w:pPr>
-              <w:pStyle w:val="Compact"/>
-              <w:wordWrap w:val="1"/>
+          <w:tcPr/>
+          <w:p>
+            <w:pPr>
+              <w:pStyle w:val="Compact"/>
             </w:pPr>
             <w:r>
               <w:t xml:space="preserve">고객 FAI 요구사항 전달; 고객 승인 일정 조율; 고객 피드백 전달</w:t>
@@ -3740,7 +3702,7 @@
         </w:trPr>
         <w:tc>
           <w:tcPr>
-            <w:tcW w:w="2460" w:type="dxa"/>
+            <w:tcW w:w="3000" w:type="dxa"/>
             <w:tcMar>
               <w:top w:w="60" w:type="dxa"/>
               <w:left w:w="120" w:type="dxa"/>
@@ -3761,7 +3723,7 @@
         </w:tc>
         <w:tc>
           <w:tcPr>
-            <w:tcW w:w="6328" w:type="dxa"/>
+            <w:tcW w:w="5788" w:type="dxa"/>
             <w:tcMar>
               <w:top w:w="60" w:type="dxa"/>
               <w:left w:w="120" w:type="dxa"/>
@@ -3783,9 +3745,7 @@
       </w:tr>
       <w:tr>
         <w:tc>
-          <w:tcPr>
-            <w:tcW w:w="2460" w:type="dxa"/>
-          </w:tcPr>
+          <w:tcPr/>
           <w:p>
             <w:pPr>
               <w:pStyle w:val="Compact"/>
@@ -3797,7 +3757,7 @@
         </w:tc>
         <w:tc>
           <w:tcPr>
-            <w:tcW w:w="6328" w:type="dxa"/>
+            <w:tcW w:w="5788" w:type="dxa"/>
             <w:tcMar>
               <w:top w:w="60" w:type="dxa"/>
               <w:left w:w="120" w:type="dxa"/>
@@ -3830,6 +3790,7 @@
         </w:tc>
         <w:tc>
           <w:tcPr>
+            <w:tcW w:w="5788" w:type="dxa"/>
             <w:tcMar>
               <w:top w:w="60" w:type="dxa"/>
               <w:left w:w="120" w:type="dxa"/>
@@ -3861,9 +3822,7 @@
           </w:p>
         </w:tc>
         <w:tc>
-          <w:tcPr>
-            <w:tcW w:w="6328" w:type="dxa"/>
-          </w:tcPr>
+          <w:tcPr/>
           <w:p>
             <w:pPr>
               <w:pStyle w:val="Compact"/>
@@ -3876,19 +3835,10 @@
       </w:tr>
       <w:tr>
         <w:tc>
-          <w:tcPr>
-            <w:tcW w:w="2460" w:type="dxa"/>
-            <w:tcMar>
-              <w:top w:w="60" w:type="dxa"/>
-              <w:left w:w="120" w:type="dxa"/>
-              <w:bottom w:w="60" w:type="dxa"/>
-              <w:right w:w="120" w:type="dxa"/>
-            </w:tcMar>
-          </w:tcPr>
-          <w:p>
-            <w:pPr>
-              <w:pStyle w:val="Compact"/>
-              <w:wordWrap w:val="1"/>
+          <w:tcPr/>
+          <w:p>
+            <w:pPr>
+              <w:pStyle w:val="Compact"/>
             </w:pPr>
             <w:r>
               <w:t xml:space="preserve">풍선도면 준비</w:t>
@@ -3896,10 +3846,19 @@
           </w:p>
         </w:tc>
         <w:tc>
-          <w:tcPr/>
-          <w:p>
-            <w:pPr>
-              <w:pStyle w:val="Compact"/>
+          <w:tcPr>
+            <w:tcW w:w="5788" w:type="dxa"/>
+            <w:tcMar>
+              <w:top w:w="60" w:type="dxa"/>
+              <w:left w:w="120" w:type="dxa"/>
+              <w:bottom w:w="60" w:type="dxa"/>
+              <w:right w:w="120" w:type="dxa"/>
+            </w:tcMar>
+          </w:tcPr>
+          <w:p>
+            <w:pPr>
+              <w:pStyle w:val="Compact"/>
+              <w:wordWrap w:val="1"/>
             </w:pPr>
             <w:r>
               <w:t xml:space="preserve">기술팀 작성, 모든 설계 특성에 번호 부여</w:t>
@@ -4053,18 +4012,10 @@
       </w:tr>
       <w:tr>
         <w:tc>
-          <w:tcPr>
-            <w:tcMar>
-              <w:top w:w="60" w:type="dxa"/>
-              <w:left w:w="120" w:type="dxa"/>
-              <w:bottom w:w="60" w:type="dxa"/>
-              <w:right w:w="120" w:type="dxa"/>
-            </w:tcMar>
-          </w:tcPr>
-          <w:p>
-            <w:pPr>
-              <w:pStyle w:val="Compact"/>
-              <w:wordWrap w:val="1"/>
+          <w:tcPr/>
+          <w:p>
+            <w:pPr>
+              <w:pStyle w:val="Compact"/>
             </w:pPr>
             <w:r>
               <w:t xml:space="preserve">고객 제출 요건</w:t>
@@ -4072,18 +4023,10 @@
           </w:p>
         </w:tc>
         <w:tc>
-          <w:tcPr>
-            <w:tcMar>
-              <w:top w:w="60" w:type="dxa"/>
-              <w:left w:w="120" w:type="dxa"/>
-              <w:bottom w:w="60" w:type="dxa"/>
-              <w:right w:w="120" w:type="dxa"/>
-            </w:tcMar>
-          </w:tcPr>
-          <w:p>
-            <w:pPr>
-              <w:pStyle w:val="Compact"/>
-              <w:wordWrap w:val="1"/>
+          <w:tcPr/>
+          <w:p>
+            <w:pPr>
+              <w:pStyle w:val="Compact"/>
             </w:pPr>
             <w:r>
               <w:t xml:space="preserve">고객 FAIR 제출 필요 여부 및 양식</w:t>
@@ -4646,287 +4589,439 @@
         <w:t xml:space="preserve">8.1 전체 흐름도</w:t>
       </w:r>
     </w:p>
-    <w:p>
-      <w:pPr>
-        <w:pStyle w:val="SourceCode"/>
-      </w:pPr>
-      <w:r>
-        <w:rPr>
-          <w:rStyle w:val="VerbatimChar"/>
-        </w:rPr>
-        <w:t xml:space="preserve">┌────────────────┐    ┌────────────────┐    ┌────────────────┐</w:t>
-      </w:r>
-      <w:r>
-        <w:br/>
-      </w:r>
-      <w:r>
-        <w:rPr>
-          <w:rStyle w:val="VerbatimChar"/>
-        </w:rPr>
-        <w:t xml:space="preserve">│  FAI 대상 확인  │───→│  FAI 계획 수립  │───→│ 풍선도면 작성   │</w:t>
-      </w:r>
-      <w:r>
-        <w:br/>
-      </w:r>
-      <w:r>
-        <w:rPr>
-          <w:rStyle w:val="VerbatimChar"/>
-        </w:rPr>
-        <w:t xml:space="preserve">│   (6절 기준)    │    │  (QF-811-01)   │    │ (100% 특성)    │</w:t>
-      </w:r>
-      <w:r>
-        <w:br/>
-      </w:r>
-      <w:r>
-        <w:rPr>
-          <w:rStyle w:val="VerbatimChar"/>
-        </w:rPr>
-        <w:t xml:space="preserve">└────────────────┘    └────────────────┘    └────────────────┘</w:t>
-      </w:r>
-      <w:r>
-        <w:br/>
-      </w:r>
-      <w:r>
-        <w:rPr>
-          <w:rStyle w:val="VerbatimChar"/>
-        </w:rPr>
-        <w:t xml:space="preserve">                                                    │</w:t>
-      </w:r>
-      <w:r>
-        <w:br/>
-      </w:r>
-      <w:r>
-        <w:rPr>
-          <w:rStyle w:val="VerbatimChar"/>
-        </w:rPr>
-        <w:t xml:space="preserve">                                                    ▼</w:t>
-      </w:r>
-      <w:r>
-        <w:br/>
-      </w:r>
-      <w:r>
-        <w:rPr>
-          <w:rStyle w:val="VerbatimChar"/>
-        </w:rPr>
-        <w:t xml:space="preserve">┌────────────────┐    ┌────────────────┐    ┌────────────────┐</w:t>
-      </w:r>
-      <w:r>
-        <w:br/>
-      </w:r>
-      <w:r>
-        <w:rPr>
-          <w:rStyle w:val="VerbatimChar"/>
-        </w:rPr>
-        <w:t xml:space="preserve">│  Form 1 작성   │◀───│  초도품 생산    │◀───│ 원자재/공정    │</w:t>
-      </w:r>
-      <w:r>
-        <w:br/>
-      </w:r>
-      <w:r>
-        <w:rPr>
-          <w:rStyle w:val="VerbatimChar"/>
-        </w:rPr>
-        <w:t xml:space="preserve">│ Part Number    │    │(양산 동일 조건) │    │  준비 확인     │</w:t>
-      </w:r>
-      <w:r>
-        <w:br/>
-      </w:r>
-      <w:r>
-        <w:rPr>
-          <w:rStyle w:val="VerbatimChar"/>
-        </w:rPr>
-        <w:t xml:space="preserve">│ Accountability │    └────────────────┘    └────────────────┘</w:t>
-      </w:r>
-      <w:r>
-        <w:br/>
-      </w:r>
-      <w:r>
-        <w:rPr>
-          <w:rStyle w:val="VerbatimChar"/>
-        </w:rPr>
-        <w:t xml:space="preserve">└───────┬────────┘</w:t>
-      </w:r>
-      <w:r>
-        <w:br/>
-      </w:r>
-      <w:r>
-        <w:rPr>
-          <w:rStyle w:val="VerbatimChar"/>
-        </w:rPr>
-        <w:t xml:space="preserve">        │</w:t>
-      </w:r>
-      <w:r>
-        <w:br/>
-      </w:r>
-      <w:r>
-        <w:rPr>
-          <w:rStyle w:val="VerbatimChar"/>
-        </w:rPr>
-        <w:t xml:space="preserve">        ▼</w:t>
-      </w:r>
-      <w:r>
-        <w:br/>
-      </w:r>
-      <w:r>
-        <w:rPr>
-          <w:rStyle w:val="VerbatimChar"/>
-        </w:rPr>
-        <w:t xml:space="preserve">┌────────────────┐    ┌────────────────┐    ┌────────────────┐</w:t>
-      </w:r>
-      <w:r>
-        <w:br/>
-      </w:r>
-      <w:r>
-        <w:rPr>
-          <w:rStyle w:val="VerbatimChar"/>
-        </w:rPr>
-        <w:t xml:space="preserve">│  Form 2 작성   │───→│  Form 3 작성   │───→│  결과 판정     │</w:t>
-      </w:r>
-      <w:r>
-        <w:br/>
-      </w:r>
-      <w:r>
-        <w:rPr>
-          <w:rStyle w:val="VerbatimChar"/>
-        </w:rPr>
-        <w:t xml:space="preserve">│ Raw Material / │    │ Characteristic │    │  (합격/부적합)  │</w:t>
-      </w:r>
-      <w:r>
-        <w:br/>
-      </w:r>
-      <w:r>
-        <w:rPr>
-          <w:rStyle w:val="VerbatimChar"/>
-        </w:rPr>
-        <w:t xml:space="preserve">│ Special Process│    │ Accountability │    │  (9절 기준)    │</w:t>
-      </w:r>
-      <w:r>
-        <w:br/>
-      </w:r>
-      <w:r>
-        <w:rPr>
-          <w:rStyle w:val="VerbatimChar"/>
-        </w:rPr>
-        <w:t xml:space="preserve">└────────────────┘    └────────────────┘    └───────┬────────┘</w:t>
-      </w:r>
-      <w:r>
-        <w:br/>
-      </w:r>
-      <w:r>
-        <w:rPr>
-          <w:rStyle w:val="VerbatimChar"/>
-        </w:rPr>
-        <w:t xml:space="preserve">                                                    │</w:t>
-      </w:r>
-      <w:r>
-        <w:br/>
-      </w:r>
-      <w:r>
-        <w:rPr>
-          <w:rStyle w:val="VerbatimChar"/>
-        </w:rPr>
-        <w:t xml:space="preserve">                                    ┌───────────────┼───────────────┐</w:t>
-      </w:r>
-      <w:r>
-        <w:br/>
-      </w:r>
-      <w:r>
-        <w:rPr>
-          <w:rStyle w:val="VerbatimChar"/>
-        </w:rPr>
-        <w:t xml:space="preserve">                                    ▼               ▼               ▼</w:t>
-      </w:r>
-      <w:r>
-        <w:br/>
-      </w:r>
-      <w:r>
-        <w:rPr>
-          <w:rStyle w:val="VerbatimChar"/>
-        </w:rPr>
-        <w:t xml:space="preserve">                              ┌──────────┐   ┌──────────┐   ┌──────────┐</w:t>
-      </w:r>
-      <w:r>
-        <w:br/>
-      </w:r>
-      <w:r>
-        <w:rPr>
-          <w:rStyle w:val="VerbatimChar"/>
-        </w:rPr>
-        <w:t xml:space="preserve">                              │   합격    │   │ 조건부   │   │  부적합   │</w:t>
-      </w:r>
-      <w:r>
-        <w:br/>
-      </w:r>
-      <w:r>
-        <w:rPr>
-          <w:rStyle w:val="VerbatimChar"/>
-        </w:rPr>
-        <w:t xml:space="preserve">                              │  → 승인   │   │  승인    │   │ → 시정   │</w:t>
-      </w:r>
-      <w:r>
-        <w:br/>
-      </w:r>
-      <w:r>
-        <w:rPr>
-          <w:rStyle w:val="VerbatimChar"/>
-        </w:rPr>
-        <w:t xml:space="preserve">                              └──────────┘   └──────────┘   └──────────┘</w:t>
-      </w:r>
-      <w:r>
-        <w:br/>
-      </w:r>
-      <w:r>
-        <w:rPr>
-          <w:rStyle w:val="VerbatimChar"/>
-        </w:rPr>
-        <w:t xml:space="preserve">                                    │               │               │</w:t>
-      </w:r>
-      <w:r>
-        <w:br/>
-      </w:r>
-      <w:r>
-        <w:rPr>
-          <w:rStyle w:val="VerbatimChar"/>
-        </w:rPr>
-        <w:t xml:space="preserve">                                    ▼               ▼               ▼</w:t>
-      </w:r>
-      <w:r>
-        <w:br/>
-      </w:r>
-      <w:r>
-        <w:rPr>
-          <w:rStyle w:val="VerbatimChar"/>
-        </w:rPr>
-        <w:t xml:space="preserve">                              ┌────────────────────────────────────────┐</w:t>
-      </w:r>
-      <w:r>
-        <w:br/>
-      </w:r>
-      <w:r>
-        <w:rPr>
-          <w:rStyle w:val="VerbatimChar"/>
-        </w:rPr>
-        <w:t xml:space="preserve">                              │      FAIR 패키지 완성 및 보관          │</w:t>
-      </w:r>
-      <w:r>
-        <w:br/>
-      </w:r>
-      <w:r>
-        <w:rPr>
-          <w:rStyle w:val="VerbatimChar"/>
-        </w:rPr>
-        <w:t xml:space="preserve">                              │    (고객 제출 필요 시 전송)            │</w:t>
-      </w:r>
-      <w:r>
-        <w:br/>
-      </w:r>
-      <w:r>
-        <w:rPr>
-          <w:rStyle w:val="VerbatimChar"/>
-        </w:rPr>
-        <w:t xml:space="preserve">                              └────────────────────────────────────────┘</w:t>
-      </w:r>
-    </w:p>
+    <w:tbl>
+      <w:tblPr>
+        <w:tblLook w:firstColumn="1" w:firstRow="1" w:lastColumn="0" w:lastRow="0" w:noHBand="0" w:noVBand="1" w:val="04A0"/>
+        <w:tblW w:w="8788" w:type="dxa"/>
+        <w:tblBorders>
+          <w:top w:val="single" w:sz="4" w:color="2E74B5" w:space="0"/>
+          <w:left w:val="single" w:sz="4" w:color="2E74B5" w:space="0"/>
+          <w:bottom w:val="single" w:sz="4" w:color="2E74B5" w:space="0"/>
+          <w:right w:val="single" w:sz="4" w:color="2E74B5" w:space="0"/>
+          <w:insideH w:val="single" w:sz="4" w:color="BDD7EE" w:space="0"/>
+          <w:insideV w:val="single" w:sz="2" w:color="D9D9D9" w:space="0"/>
+        </w:tblBorders>
+      </w:tblPr>
+      <w:tblGrid>
+        <w:gridCol w:w="8788"/>
+      </w:tblGrid>
+      <w:tr>
+        <w:tc>
+          <w:tcPr>
+            <w:tcW w:w="8788" w:type="dxa"/>
+            <w:tcMar>
+              <w:top w:w="80" w:type="dxa"/>
+              <w:left w:w="140" w:type="dxa"/>
+              <w:bottom w:w="80" w:type="dxa"/>
+              <w:right w:w="140" w:type="dxa"/>
+            </w:tcMar>
+          </w:tcPr>
+          <w:p>
+            <w:pPr>
+              <w:spacing w:before="0" w:after="0" w:line="240" w:lineRule="auto"/>
+            </w:pPr>
+            <w:r>
+              <w:rPr>
+                <w:rFonts w:ascii="Courier New" w:hAnsi="Courier New" w:eastAsia="NanumGothicCoding"/>
+                <w:sz w:val="18"/>
+                <w:szCs w:val="18"/>
+              </w:rPr>
+              <w:t xml:space="preserve">┌────────────────┐    ┌────────────────┐    ┌────────────────┐</w:t>
+            </w:r>
+          </w:p>
+          <w:p>
+            <w:pPr>
+              <w:spacing w:before="0" w:after="0" w:line="240" w:lineRule="auto"/>
+            </w:pPr>
+            <w:r>
+              <w:rPr>
+                <w:rFonts w:ascii="Courier New" w:hAnsi="Courier New" w:eastAsia="NanumGothicCoding"/>
+                <w:sz w:val="18"/>
+                <w:szCs w:val="18"/>
+              </w:rPr>
+              <w:t xml:space="preserve">│  FAI 대상 확인  │───→│  FAI 계획 수립  │───→│ 풍선도면 작성   │</w:t>
+            </w:r>
+          </w:p>
+          <w:p>
+            <w:pPr>
+              <w:spacing w:before="0" w:after="0" w:line="240" w:lineRule="auto"/>
+            </w:pPr>
+            <w:r>
+              <w:rPr>
+                <w:rFonts w:ascii="Courier New" w:hAnsi="Courier New" w:eastAsia="NanumGothicCoding"/>
+                <w:sz w:val="18"/>
+                <w:szCs w:val="18"/>
+              </w:rPr>
+              <w:t xml:space="preserve">│   (6절 기준)    │    │  (QF-811-01)   │    │ (100% 특성)    │</w:t>
+            </w:r>
+          </w:p>
+          <w:p>
+            <w:pPr>
+              <w:spacing w:before="0" w:after="0" w:line="240" w:lineRule="auto"/>
+            </w:pPr>
+            <w:r>
+              <w:rPr>
+                <w:rFonts w:ascii="Courier New" w:hAnsi="Courier New" w:eastAsia="NanumGothicCoding"/>
+                <w:sz w:val="18"/>
+                <w:szCs w:val="18"/>
+              </w:rPr>
+              <w:t xml:space="preserve">└────────────────┘    └────────────────┘    └────────────────┘</w:t>
+            </w:r>
+          </w:p>
+          <w:p>
+            <w:pPr>
+              <w:spacing w:before="0" w:after="0" w:line="240" w:lineRule="auto"/>
+            </w:pPr>
+            <w:r>
+              <w:rPr>
+                <w:rFonts w:ascii="Courier New" w:hAnsi="Courier New" w:eastAsia="NanumGothicCoding"/>
+                <w:sz w:val="18"/>
+                <w:szCs w:val="18"/>
+              </w:rPr>
+              <w:t xml:space="preserve">                                                    │</w:t>
+            </w:r>
+          </w:p>
+          <w:p>
+            <w:pPr>
+              <w:spacing w:before="0" w:after="0" w:line="240" w:lineRule="auto"/>
+            </w:pPr>
+            <w:r>
+              <w:rPr>
+                <w:rFonts w:ascii="Courier New" w:hAnsi="Courier New" w:eastAsia="NanumGothicCoding"/>
+                <w:sz w:val="18"/>
+                <w:szCs w:val="18"/>
+              </w:rPr>
+              <w:t xml:space="preserve">                                                    ▼</w:t>
+            </w:r>
+          </w:p>
+          <w:p>
+            <w:pPr>
+              <w:spacing w:before="0" w:after="0" w:line="240" w:lineRule="auto"/>
+            </w:pPr>
+            <w:r>
+              <w:rPr>
+                <w:rFonts w:ascii="Courier New" w:hAnsi="Courier New" w:eastAsia="NanumGothicCoding"/>
+                <w:sz w:val="18"/>
+                <w:szCs w:val="18"/>
+              </w:rPr>
+              <w:t xml:space="preserve">┌────────────────┐    ┌────────────────┐    ┌────────────────┐</w:t>
+            </w:r>
+          </w:p>
+          <w:p>
+            <w:pPr>
+              <w:spacing w:before="0" w:after="0" w:line="240" w:lineRule="auto"/>
+            </w:pPr>
+            <w:r>
+              <w:rPr>
+                <w:rFonts w:ascii="Courier New" w:hAnsi="Courier New" w:eastAsia="NanumGothicCoding"/>
+                <w:sz w:val="18"/>
+                <w:szCs w:val="18"/>
+              </w:rPr>
+              <w:t xml:space="preserve">│  Form 1 작성   │◀───│  초도품 생산    │◀───│ 원자재/공정    │</w:t>
+            </w:r>
+          </w:p>
+          <w:p>
+            <w:pPr>
+              <w:spacing w:before="0" w:after="0" w:line="240" w:lineRule="auto"/>
+            </w:pPr>
+            <w:r>
+              <w:rPr>
+                <w:rFonts w:ascii="Courier New" w:hAnsi="Courier New" w:eastAsia="NanumGothicCoding"/>
+                <w:sz w:val="18"/>
+                <w:szCs w:val="18"/>
+              </w:rPr>
+              <w:t xml:space="preserve">│ Part Number    │    │(양산 동일 조건) │    │  준비 확인     │</w:t>
+            </w:r>
+          </w:p>
+          <w:p>
+            <w:pPr>
+              <w:spacing w:before="0" w:after="0" w:line="240" w:lineRule="auto"/>
+            </w:pPr>
+            <w:r>
+              <w:rPr>
+                <w:rFonts w:ascii="Courier New" w:hAnsi="Courier New" w:eastAsia="NanumGothicCoding"/>
+                <w:sz w:val="18"/>
+                <w:szCs w:val="18"/>
+              </w:rPr>
+              <w:t xml:space="preserve">│ Accountability │    └────────────────┘    └────────────────┘</w:t>
+            </w:r>
+          </w:p>
+          <w:p>
+            <w:pPr>
+              <w:spacing w:before="0" w:after="0" w:line="240" w:lineRule="auto"/>
+            </w:pPr>
+            <w:r>
+              <w:rPr>
+                <w:rFonts w:ascii="Courier New" w:hAnsi="Courier New" w:eastAsia="NanumGothicCoding"/>
+                <w:sz w:val="18"/>
+                <w:szCs w:val="18"/>
+              </w:rPr>
+              <w:t xml:space="preserve">└───────┬────────┘</w:t>
+            </w:r>
+          </w:p>
+          <w:p>
+            <w:pPr>
+              <w:spacing w:before="0" w:after="0" w:line="240" w:lineRule="auto"/>
+            </w:pPr>
+            <w:r>
+              <w:rPr>
+                <w:rFonts w:ascii="Courier New" w:hAnsi="Courier New" w:eastAsia="NanumGothicCoding"/>
+                <w:sz w:val="18"/>
+                <w:szCs w:val="18"/>
+              </w:rPr>
+              <w:t xml:space="preserve">        │</w:t>
+            </w:r>
+          </w:p>
+          <w:p>
+            <w:pPr>
+              <w:spacing w:before="0" w:after="0" w:line="240" w:lineRule="auto"/>
+            </w:pPr>
+            <w:r>
+              <w:rPr>
+                <w:rFonts w:ascii="Courier New" w:hAnsi="Courier New" w:eastAsia="NanumGothicCoding"/>
+                <w:sz w:val="18"/>
+                <w:szCs w:val="18"/>
+              </w:rPr>
+              <w:t xml:space="preserve">        ▼</w:t>
+            </w:r>
+          </w:p>
+          <w:p>
+            <w:pPr>
+              <w:spacing w:before="0" w:after="0" w:line="240" w:lineRule="auto"/>
+            </w:pPr>
+            <w:r>
+              <w:rPr>
+                <w:rFonts w:ascii="Courier New" w:hAnsi="Courier New" w:eastAsia="NanumGothicCoding"/>
+                <w:sz w:val="18"/>
+                <w:szCs w:val="18"/>
+              </w:rPr>
+              <w:t xml:space="preserve">┌────────────────┐    ┌────────────────┐    ┌────────────────┐</w:t>
+            </w:r>
+          </w:p>
+          <w:p>
+            <w:pPr>
+              <w:spacing w:before="0" w:after="0" w:line="240" w:lineRule="auto"/>
+            </w:pPr>
+            <w:r>
+              <w:rPr>
+                <w:rFonts w:ascii="Courier New" w:hAnsi="Courier New" w:eastAsia="NanumGothicCoding"/>
+                <w:sz w:val="18"/>
+                <w:szCs w:val="18"/>
+              </w:rPr>
+              <w:t xml:space="preserve">│  Form 2 작성   │───→│  Form 3 작성   │───→│  결과 판정     │</w:t>
+            </w:r>
+          </w:p>
+          <w:p>
+            <w:pPr>
+              <w:spacing w:before="0" w:after="0" w:line="240" w:lineRule="auto"/>
+            </w:pPr>
+            <w:r>
+              <w:rPr>
+                <w:rFonts w:ascii="Courier New" w:hAnsi="Courier New" w:eastAsia="NanumGothicCoding"/>
+                <w:sz w:val="18"/>
+                <w:szCs w:val="18"/>
+              </w:rPr>
+              <w:t xml:space="preserve">│ Raw Material / │    │ Characteristic │    │  (합격/부적합)  │</w:t>
+            </w:r>
+          </w:p>
+          <w:p>
+            <w:pPr>
+              <w:spacing w:before="0" w:after="0" w:line="240" w:lineRule="auto"/>
+            </w:pPr>
+            <w:r>
+              <w:rPr>
+                <w:rFonts w:ascii="Courier New" w:hAnsi="Courier New" w:eastAsia="NanumGothicCoding"/>
+                <w:sz w:val="18"/>
+                <w:szCs w:val="18"/>
+              </w:rPr>
+              <w:t xml:space="preserve">│ Special Process│    │ Accountability │    │  (9절 기준)    │</w:t>
+            </w:r>
+          </w:p>
+          <w:p>
+            <w:pPr>
+              <w:spacing w:before="0" w:after="0" w:line="240" w:lineRule="auto"/>
+            </w:pPr>
+            <w:r>
+              <w:rPr>
+                <w:rFonts w:ascii="Courier New" w:hAnsi="Courier New" w:eastAsia="NanumGothicCoding"/>
+                <w:sz w:val="18"/>
+                <w:szCs w:val="18"/>
+              </w:rPr>
+              <w:t xml:space="preserve">└────────────────┘    └────────────────┘    └───────┬────────┘</w:t>
+            </w:r>
+          </w:p>
+          <w:p>
+            <w:pPr>
+              <w:spacing w:before="0" w:after="0" w:line="240" w:lineRule="auto"/>
+            </w:pPr>
+            <w:r>
+              <w:rPr>
+                <w:rFonts w:ascii="Courier New" w:hAnsi="Courier New" w:eastAsia="NanumGothicCoding"/>
+                <w:sz w:val="18"/>
+                <w:szCs w:val="18"/>
+              </w:rPr>
+              <w:t xml:space="preserve">                                                    │</w:t>
+            </w:r>
+          </w:p>
+          <w:p>
+            <w:pPr>
+              <w:spacing w:before="0" w:after="0" w:line="240" w:lineRule="auto"/>
+            </w:pPr>
+            <w:r>
+              <w:rPr>
+                <w:rFonts w:ascii="Courier New" w:hAnsi="Courier New" w:eastAsia="NanumGothicCoding"/>
+                <w:sz w:val="18"/>
+                <w:szCs w:val="18"/>
+              </w:rPr>
+              <w:t xml:space="preserve">                                    ┌───────────────┼───────────────┐</w:t>
+            </w:r>
+          </w:p>
+          <w:p>
+            <w:pPr>
+              <w:spacing w:before="0" w:after="0" w:line="240" w:lineRule="auto"/>
+            </w:pPr>
+            <w:r>
+              <w:rPr>
+                <w:rFonts w:ascii="Courier New" w:hAnsi="Courier New" w:eastAsia="NanumGothicCoding"/>
+                <w:sz w:val="18"/>
+                <w:szCs w:val="18"/>
+              </w:rPr>
+              <w:t xml:space="preserve">                                    ▼               ▼               ▼</w:t>
+            </w:r>
+          </w:p>
+          <w:p>
+            <w:pPr>
+              <w:spacing w:before="0" w:after="0" w:line="240" w:lineRule="auto"/>
+            </w:pPr>
+            <w:r>
+              <w:rPr>
+                <w:rFonts w:ascii="Courier New" w:hAnsi="Courier New" w:eastAsia="NanumGothicCoding"/>
+                <w:sz w:val="18"/>
+                <w:szCs w:val="18"/>
+              </w:rPr>
+              <w:t xml:space="preserve">                              ┌──────────┐   ┌──────────┐   ┌──────────┐</w:t>
+            </w:r>
+          </w:p>
+          <w:p>
+            <w:pPr>
+              <w:spacing w:before="0" w:after="0" w:line="240" w:lineRule="auto"/>
+            </w:pPr>
+            <w:r>
+              <w:rPr>
+                <w:rFonts w:ascii="Courier New" w:hAnsi="Courier New" w:eastAsia="NanumGothicCoding"/>
+                <w:sz w:val="18"/>
+                <w:szCs w:val="18"/>
+              </w:rPr>
+              <w:t xml:space="preserve">                              │   합격    │   │ 조건부   │   │  부적합   │</w:t>
+            </w:r>
+          </w:p>
+          <w:p>
+            <w:pPr>
+              <w:spacing w:before="0" w:after="0" w:line="240" w:lineRule="auto"/>
+            </w:pPr>
+            <w:r>
+              <w:rPr>
+                <w:rFonts w:ascii="Courier New" w:hAnsi="Courier New" w:eastAsia="NanumGothicCoding"/>
+                <w:sz w:val="18"/>
+                <w:szCs w:val="18"/>
+              </w:rPr>
+              <w:t xml:space="preserve">                              │  → 승인   │   │  승인    │   │ → 시정   │</w:t>
+            </w:r>
+          </w:p>
+          <w:p>
+            <w:pPr>
+              <w:spacing w:before="0" w:after="0" w:line="240" w:lineRule="auto"/>
+            </w:pPr>
+            <w:r>
+              <w:rPr>
+                <w:rFonts w:ascii="Courier New" w:hAnsi="Courier New" w:eastAsia="NanumGothicCoding"/>
+                <w:sz w:val="18"/>
+                <w:szCs w:val="18"/>
+              </w:rPr>
+              <w:t xml:space="preserve">                              └──────────┘   └──────────┘   └──────────┘</w:t>
+            </w:r>
+          </w:p>
+          <w:p>
+            <w:pPr>
+              <w:spacing w:before="0" w:after="0" w:line="240" w:lineRule="auto"/>
+            </w:pPr>
+            <w:r>
+              <w:rPr>
+                <w:rFonts w:ascii="Courier New" w:hAnsi="Courier New" w:eastAsia="NanumGothicCoding"/>
+                <w:sz w:val="18"/>
+                <w:szCs w:val="18"/>
+              </w:rPr>
+              <w:t xml:space="preserve">                                    │               │               │</w:t>
+            </w:r>
+          </w:p>
+          <w:p>
+            <w:pPr>
+              <w:spacing w:before="0" w:after="0" w:line="240" w:lineRule="auto"/>
+            </w:pPr>
+            <w:r>
+              <w:rPr>
+                <w:rFonts w:ascii="Courier New" w:hAnsi="Courier New" w:eastAsia="NanumGothicCoding"/>
+                <w:sz w:val="18"/>
+                <w:szCs w:val="18"/>
+              </w:rPr>
+              <w:t xml:space="preserve">                                    ▼               ▼               ▼</w:t>
+            </w:r>
+          </w:p>
+          <w:p>
+            <w:pPr>
+              <w:spacing w:before="0" w:after="0" w:line="240" w:lineRule="auto"/>
+            </w:pPr>
+            <w:r>
+              <w:rPr>
+                <w:rFonts w:ascii="Courier New" w:hAnsi="Courier New" w:eastAsia="NanumGothicCoding"/>
+                <w:sz w:val="18"/>
+                <w:szCs w:val="18"/>
+              </w:rPr>
+              <w:t xml:space="preserve">                              ┌────────────────────────────────────────┐</w:t>
+            </w:r>
+          </w:p>
+          <w:p>
+            <w:pPr>
+              <w:spacing w:before="0" w:after="0" w:line="240" w:lineRule="auto"/>
+            </w:pPr>
+            <w:r>
+              <w:rPr>
+                <w:rFonts w:ascii="Courier New" w:hAnsi="Courier New" w:eastAsia="NanumGothicCoding"/>
+                <w:sz w:val="18"/>
+                <w:szCs w:val="18"/>
+              </w:rPr>
+              <w:t xml:space="preserve">                              │      FAIR 패키지 완성 및 보관          │</w:t>
+            </w:r>
+          </w:p>
+          <w:p>
+            <w:pPr>
+              <w:spacing w:before="0" w:after="0" w:line="240" w:lineRule="auto"/>
+            </w:pPr>
+            <w:r>
+              <w:rPr>
+                <w:rFonts w:ascii="Courier New" w:hAnsi="Courier New" w:eastAsia="NanumGothicCoding"/>
+                <w:sz w:val="18"/>
+                <w:szCs w:val="18"/>
+              </w:rPr>
+              <w:t xml:space="preserve">                              │    (고객 제출 필요 시 전송)            │</w:t>
+            </w:r>
+          </w:p>
+          <w:p>
+            <w:pPr>
+              <w:spacing w:before="0" w:after="0" w:line="240" w:lineRule="auto"/>
+            </w:pPr>
+            <w:r>
+              <w:rPr>
+                <w:rFonts w:ascii="Courier New" w:hAnsi="Courier New" w:eastAsia="NanumGothicCoding"/>
+                <w:sz w:val="18"/>
+                <w:szCs w:val="18"/>
+              </w:rPr>
+              <w:t xml:space="preserve">                              └────────────────────────────────────────┘</w:t>
+            </w:r>
+          </w:p>
+        </w:tc>
+      </w:tr>
+    </w:tbl>
     <w:bookmarkEnd w:id="26"/>
     <w:bookmarkStart w:id="27" w:name="초도품-생산"/>
     <w:p>
@@ -4970,7 +5065,7 @@
         </w:trPr>
         <w:tc>
           <w:tcPr>
-            <w:tcW w:w="2460" w:type="dxa"/>
+            <w:tcW w:w="2216" w:type="dxa"/>
             <w:tcMar>
               <w:top w:w="60" w:type="dxa"/>
               <w:left w:w="120" w:type="dxa"/>
@@ -4991,7 +5086,7 @@
         </w:tc>
         <w:tc>
           <w:tcPr>
-            <w:tcW w:w="6328" w:type="dxa"/>
+            <w:tcW w:w="6572" w:type="dxa"/>
             <w:tcMar>
               <w:top w:w="60" w:type="dxa"/>
               <w:left w:w="120" w:type="dxa"/>
@@ -5013,9 +5108,7 @@
       </w:tr>
       <w:tr>
         <w:tc>
-          <w:tcPr>
-            <w:tcW w:w="2460" w:type="dxa"/>
-          </w:tcPr>
+          <w:tcPr/>
           <w:p>
             <w:pPr>
               <w:pStyle w:val="Compact"/>
@@ -5027,7 +5120,7 @@
         </w:tc>
         <w:tc>
           <w:tcPr>
-            <w:tcW w:w="6328" w:type="dxa"/>
+            <w:tcW w:w="6572" w:type="dxa"/>
             <w:tcMar>
               <w:top w:w="60" w:type="dxa"/>
               <w:left w:w="120" w:type="dxa"/>
@@ -5073,6 +5166,7 @@
         </w:tc>
         <w:tc>
           <w:tcPr>
+            <w:tcW w:w="6572" w:type="dxa"/>
             <w:tcMar>
               <w:top w:w="60" w:type="dxa"/>
               <w:left w:w="120" w:type="dxa"/>
@@ -5104,9 +5198,7 @@
           </w:p>
         </w:tc>
         <w:tc>
-          <w:tcPr>
-            <w:tcW w:w="6328" w:type="dxa"/>
-          </w:tcPr>
+          <w:tcPr/>
           <w:p>
             <w:pPr>
               <w:pStyle w:val="Compact"/>
@@ -5119,19 +5211,10 @@
       </w:tr>
       <w:tr>
         <w:tc>
-          <w:tcPr>
-            <w:tcW w:w="2460" w:type="dxa"/>
-            <w:tcMar>
-              <w:top w:w="60" w:type="dxa"/>
-              <w:left w:w="120" w:type="dxa"/>
-              <w:bottom w:w="60" w:type="dxa"/>
-              <w:right w:w="120" w:type="dxa"/>
-            </w:tcMar>
-          </w:tcPr>
-          <w:p>
-            <w:pPr>
-              <w:pStyle w:val="Compact"/>
-              <w:wordWrap w:val="1"/>
+          <w:tcPr/>
+          <w:p>
+            <w:pPr>
+              <w:pStyle w:val="Compact"/>
             </w:pPr>
             <w:r>
               <w:t xml:space="preserve">원자재</w:t>
@@ -5139,10 +5222,19 @@
           </w:p>
         </w:tc>
         <w:tc>
-          <w:tcPr/>
-          <w:p>
-            <w:pPr>
-              <w:pStyle w:val="Compact"/>
+          <w:tcPr>
+            <w:tcW w:w="6572" w:type="dxa"/>
+            <w:tcMar>
+              <w:top w:w="60" w:type="dxa"/>
+              <w:left w:w="120" w:type="dxa"/>
+              <w:bottom w:w="60" w:type="dxa"/>
+              <w:right w:w="120" w:type="dxa"/>
+            </w:tcMar>
+          </w:tcPr>
+          <w:p>
+            <w:pPr>
+              <w:pStyle w:val="Compact"/>
+              <w:wordWrap w:val="1"/>
             </w:pPr>
             <w:r>
               <w:t xml:space="preserve">양산용 원자재와 동일 로트 또는 동일 규격 인증 자재</w:t>
@@ -5176,18 +5268,10 @@
       </w:tr>
       <w:tr>
         <w:tc>
-          <w:tcPr>
-            <w:tcMar>
-              <w:top w:w="60" w:type="dxa"/>
-              <w:left w:w="120" w:type="dxa"/>
-              <w:bottom w:w="60" w:type="dxa"/>
-              <w:right w:w="120" w:type="dxa"/>
-            </w:tcMar>
-          </w:tcPr>
-          <w:p>
-            <w:pPr>
-              <w:pStyle w:val="Compact"/>
-              <w:wordWrap w:val="1"/>
+          <w:tcPr/>
+          <w:p>
+            <w:pPr>
+              <w:pStyle w:val="Compact"/>
             </w:pPr>
             <w:r>
               <w:t xml:space="preserve">기록</w:t>
@@ -5195,18 +5279,10 @@
           </w:p>
         </w:tc>
         <w:tc>
-          <w:tcPr>
-            <w:tcMar>
-              <w:top w:w="60" w:type="dxa"/>
-              <w:left w:w="120" w:type="dxa"/>
-              <w:bottom w:w="60" w:type="dxa"/>
-              <w:right w:w="120" w:type="dxa"/>
-            </w:tcMar>
-          </w:tcPr>
-          <w:p>
-            <w:pPr>
-              <w:pStyle w:val="Compact"/>
-              <w:wordWrap w:val="1"/>
+          <w:tcPr/>
+          <w:p>
+            <w:pPr>
+              <w:pStyle w:val="Compact"/>
             </w:pPr>
             <w:r>
               <w:t xml:space="preserve">생산 일시, 설비 번호, 로트 번호, 작업자 등 추적성 기록 유지</w:t>
@@ -6877,7 +6953,7 @@
         </w:trPr>
         <w:tc>
           <w:tcPr>
-            <w:tcW w:w="2460" w:type="dxa"/>
+            <w:tcW w:w="3000" w:type="dxa"/>
             <w:tcMar>
               <w:top w:w="60" w:type="dxa"/>
               <w:left w:w="120" w:type="dxa"/>
@@ -6898,7 +6974,7 @@
         </w:tc>
         <w:tc>
           <w:tcPr>
-            <w:tcW w:w="6328" w:type="dxa"/>
+            <w:tcW w:w="5788" w:type="dxa"/>
             <w:tcMar>
               <w:top w:w="60" w:type="dxa"/>
               <w:left w:w="120" w:type="dxa"/>
@@ -6920,9 +6996,7 @@
       </w:tr>
       <w:tr>
         <w:tc>
-          <w:tcPr>
-            <w:tcW w:w="2460" w:type="dxa"/>
-          </w:tcPr>
+          <w:tcPr/>
           <w:p>
             <w:pPr>
               <w:pStyle w:val="Compact"/>
@@ -6934,7 +7008,7 @@
         </w:tc>
         <w:tc>
           <w:tcPr>
-            <w:tcW w:w="6328" w:type="dxa"/>
+            <w:tcW w:w="5788" w:type="dxa"/>
             <w:tcMar>
               <w:top w:w="60" w:type="dxa"/>
               <w:left w:w="120" w:type="dxa"/>
@@ -6967,6 +7041,7 @@
         </w:tc>
         <w:tc>
           <w:tcPr>
+            <w:tcW w:w="5788" w:type="dxa"/>
             <w:tcMar>
               <w:top w:w="60" w:type="dxa"/>
               <w:left w:w="120" w:type="dxa"/>
@@ -6998,9 +7073,7 @@
           </w:p>
         </w:tc>
         <w:tc>
-          <w:tcPr>
-            <w:tcW w:w="6328" w:type="dxa"/>
-          </w:tcPr>
+          <w:tcPr/>
           <w:p>
             <w:pPr>
               <w:pStyle w:val="Compact"/>
@@ -7013,19 +7086,10 @@
       </w:tr>
       <w:tr>
         <w:tc>
-          <w:tcPr>
-            <w:tcW w:w="2460" w:type="dxa"/>
-            <w:tcMar>
-              <w:top w:w="60" w:type="dxa"/>
-              <w:left w:w="120" w:type="dxa"/>
-              <w:bottom w:w="60" w:type="dxa"/>
-              <w:right w:w="120" w:type="dxa"/>
-            </w:tcMar>
-          </w:tcPr>
-          <w:p>
-            <w:pPr>
-              <w:pStyle w:val="Compact"/>
-              <w:wordWrap w:val="1"/>
+          <w:tcPr/>
+          <w:p>
+            <w:pPr>
+              <w:pStyle w:val="Compact"/>
             </w:pPr>
             <w:r>
               <w:t xml:space="preserve">Requirement</w:t>
@@ -7033,10 +7097,19 @@
           </w:p>
         </w:tc>
         <w:tc>
-          <w:tcPr/>
-          <w:p>
-            <w:pPr>
-              <w:pStyle w:val="Compact"/>
+          <w:tcPr>
+            <w:tcW w:w="5788" w:type="dxa"/>
+            <w:tcMar>
+              <w:top w:w="60" w:type="dxa"/>
+              <w:left w:w="120" w:type="dxa"/>
+              <w:bottom w:w="60" w:type="dxa"/>
+              <w:right w:w="120" w:type="dxa"/>
+            </w:tcMar>
+          </w:tcPr>
+          <w:p>
+            <w:pPr>
+              <w:pStyle w:val="Compact"/>
+              <w:wordWrap w:val="1"/>
             </w:pPr>
             <w:r>
               <w:t xml:space="preserve">규격값 (명목값 ± 공차)</w:t>
@@ -7094,18 +7167,10 @@
       </w:tr>
       <w:tr>
         <w:tc>
-          <w:tcPr>
-            <w:tcMar>
-              <w:top w:w="60" w:type="dxa"/>
-              <w:left w:w="120" w:type="dxa"/>
-              <w:bottom w:w="60" w:type="dxa"/>
-              <w:right w:w="120" w:type="dxa"/>
-            </w:tcMar>
-          </w:tcPr>
-          <w:p>
-            <w:pPr>
-              <w:pStyle w:val="Compact"/>
-              <w:wordWrap w:val="1"/>
+          <w:tcPr/>
+          <w:p>
+            <w:pPr>
+              <w:pStyle w:val="Compact"/>
             </w:pPr>
             <w:r>
               <w:t xml:space="preserve">Non-Conformance Number</w:t>
@@ -7113,18 +7178,10 @@
           </w:p>
         </w:tc>
         <w:tc>
-          <w:tcPr>
-            <w:tcMar>
-              <w:top w:w="60" w:type="dxa"/>
-              <w:left w:w="120" w:type="dxa"/>
-              <w:bottom w:w="60" w:type="dxa"/>
-              <w:right w:w="120" w:type="dxa"/>
-            </w:tcMar>
-          </w:tcPr>
-          <w:p>
-            <w:pPr>
-              <w:pStyle w:val="Compact"/>
-              <w:wordWrap w:val="1"/>
+          <w:tcPr/>
+          <w:p>
+            <w:pPr>
+              <w:pStyle w:val="Compact"/>
             </w:pPr>
             <w:r>
               <w:t xml:space="preserve">부적합 발생 시 부적합 보고서 번호</w:t>
@@ -7585,10 +7642,18 @@
           </w:p>
         </w:tc>
         <w:tc>
-          <w:tcPr/>
-          <w:p>
-            <w:pPr>
-              <w:pStyle w:val="Compact"/>
+          <w:tcPr>
+            <w:tcMar>
+              <w:top w:w="60" w:type="dxa"/>
+              <w:left w:w="120" w:type="dxa"/>
+              <w:bottom w:w="60" w:type="dxa"/>
+              <w:right w:w="120" w:type="dxa"/>
+            </w:tcMar>
+          </w:tcPr>
+          <w:p>
+            <w:pPr>
+              <w:pStyle w:val="Compact"/>
+              <w:wordWrap w:val="1"/>
             </w:pPr>
             <w:r>
               <w:t xml:space="preserve">시정조치 → 재FAI 수행</w:t>
@@ -9735,71 +9800,127 @@
         <w:t xml:space="preserve">FAIR 패키지 번호 체계:</w:t>
       </w:r>
     </w:p>
-    <w:p>
-      <w:pPr>
-        <w:pStyle w:val="SourceCode"/>
-      </w:pPr>
-      <w:r>
-        <w:rPr>
-          <w:rStyle w:val="VerbatimChar"/>
-        </w:rPr>
-        <w:t xml:space="preserve">FAIR-[품번]-[개정]-[일련번호]</w:t>
-      </w:r>
-      <w:r>
-        <w:br/>
-      </w:r>
-      <w:r>
-        <w:rPr>
-          <w:rStyle w:val="VerbatimChar"/>
-        </w:rPr>
-        <w:t xml:space="preserve">예: FAIR-MNC-A1001-Rev.A-001</w:t>
-      </w:r>
-      <w:r>
-        <w:br/>
-      </w:r>
-      <w:r>
-        <w:rPr>
-          <w:rStyle w:val="VerbatimChar"/>
-        </w:rPr>
-        <w:t xml:space="preserve">     │     │       │     │</w:t>
-      </w:r>
-      <w:r>
-        <w:br/>
-      </w:r>
-      <w:r>
-        <w:rPr>
-          <w:rStyle w:val="VerbatimChar"/>
-        </w:rPr>
-        <w:t xml:space="preserve">     │     │       │     └─ 일련번호 (동일 품번 FAI 횟수)</w:t>
-      </w:r>
-      <w:r>
-        <w:br/>
-      </w:r>
-      <w:r>
-        <w:rPr>
-          <w:rStyle w:val="VerbatimChar"/>
-        </w:rPr>
-        <w:t xml:space="preserve">     │     │       └─────── 도면 개정 수준</w:t>
-      </w:r>
-      <w:r>
-        <w:br/>
-      </w:r>
-      <w:r>
-        <w:rPr>
-          <w:rStyle w:val="VerbatimChar"/>
-        </w:rPr>
-        <w:t xml:space="preserve">     │     └─────────────── 품번 (Part Number)</w:t>
-      </w:r>
-      <w:r>
-        <w:br/>
-      </w:r>
-      <w:r>
-        <w:rPr>
-          <w:rStyle w:val="VerbatimChar"/>
-        </w:rPr>
-        <w:t xml:space="preserve">     └───────────────────── FAIR 접두사</w:t>
-      </w:r>
-    </w:p>
+    <w:tbl>
+      <w:tblPr>
+        <w:tblLook w:firstColumn="1" w:firstRow="1" w:lastColumn="0" w:lastRow="0" w:noHBand="0" w:noVBand="1" w:val="04A0"/>
+        <w:tblW w:w="8788" w:type="dxa"/>
+        <w:tblBorders>
+          <w:top w:val="single" w:sz="4" w:color="2E74B5" w:space="0"/>
+          <w:left w:val="single" w:sz="4" w:color="2E74B5" w:space="0"/>
+          <w:bottom w:val="single" w:sz="4" w:color="2E74B5" w:space="0"/>
+          <w:right w:val="single" w:sz="4" w:color="2E74B5" w:space="0"/>
+          <w:insideH w:val="single" w:sz="4" w:color="BDD7EE" w:space="0"/>
+          <w:insideV w:val="single" w:sz="2" w:color="D9D9D9" w:space="0"/>
+        </w:tblBorders>
+      </w:tblPr>
+      <w:tblGrid>
+        <w:gridCol w:w="8788"/>
+      </w:tblGrid>
+      <w:tr>
+        <w:tc>
+          <w:tcPr>
+            <w:tcW w:w="8788" w:type="dxa"/>
+            <w:tcMar>
+              <w:top w:w="80" w:type="dxa"/>
+              <w:left w:w="140" w:type="dxa"/>
+              <w:bottom w:w="80" w:type="dxa"/>
+              <w:right w:w="140" w:type="dxa"/>
+            </w:tcMar>
+          </w:tcPr>
+          <w:p>
+            <w:pPr>
+              <w:spacing w:before="0" w:after="0" w:line="240" w:lineRule="auto"/>
+            </w:pPr>
+            <w:r>
+              <w:rPr>
+                <w:rFonts w:ascii="Courier New" w:hAnsi="Courier New" w:eastAsia="NanumGothicCoding"/>
+                <w:sz w:val="18"/>
+                <w:szCs w:val="18"/>
+              </w:rPr>
+              <w:t xml:space="preserve">FAIR-[품번]-[개정]-[일련번호]</w:t>
+            </w:r>
+          </w:p>
+          <w:p>
+            <w:pPr>
+              <w:spacing w:before="0" w:after="0" w:line="240" w:lineRule="auto"/>
+            </w:pPr>
+            <w:r>
+              <w:rPr>
+                <w:rFonts w:ascii="Courier New" w:hAnsi="Courier New" w:eastAsia="NanumGothicCoding"/>
+                <w:sz w:val="18"/>
+                <w:szCs w:val="18"/>
+              </w:rPr>
+              <w:t xml:space="preserve">예: FAIR-MNC-A1001-Rev.A-001</w:t>
+            </w:r>
+          </w:p>
+          <w:p>
+            <w:pPr>
+              <w:spacing w:before="0" w:after="0" w:line="240" w:lineRule="auto"/>
+            </w:pPr>
+            <w:r>
+              <w:rPr>
+                <w:rFonts w:ascii="Courier New" w:hAnsi="Courier New" w:eastAsia="NanumGothicCoding"/>
+                <w:sz w:val="18"/>
+                <w:szCs w:val="18"/>
+              </w:rPr>
+              <w:t xml:space="preserve">     │     │       │     │</w:t>
+            </w:r>
+          </w:p>
+          <w:p>
+            <w:pPr>
+              <w:spacing w:before="0" w:after="0" w:line="240" w:lineRule="auto"/>
+            </w:pPr>
+            <w:r>
+              <w:rPr>
+                <w:rFonts w:ascii="Courier New" w:hAnsi="Courier New" w:eastAsia="NanumGothicCoding"/>
+                <w:sz w:val="18"/>
+                <w:szCs w:val="18"/>
+              </w:rPr>
+              <w:t xml:space="preserve">     │     │       │     └─ 일련번호 (동일 품번 FAI 횟수)</w:t>
+            </w:r>
+          </w:p>
+          <w:p>
+            <w:pPr>
+              <w:spacing w:before="0" w:after="0" w:line="240" w:lineRule="auto"/>
+            </w:pPr>
+            <w:r>
+              <w:rPr>
+                <w:rFonts w:ascii="Courier New" w:hAnsi="Courier New" w:eastAsia="NanumGothicCoding"/>
+                <w:sz w:val="18"/>
+                <w:szCs w:val="18"/>
+              </w:rPr>
+              <w:t xml:space="preserve">     │     │       └─────── 도면 개정 수준</w:t>
+            </w:r>
+          </w:p>
+          <w:p>
+            <w:pPr>
+              <w:spacing w:before="0" w:after="0" w:line="240" w:lineRule="auto"/>
+            </w:pPr>
+            <w:r>
+              <w:rPr>
+                <w:rFonts w:ascii="Courier New" w:hAnsi="Courier New" w:eastAsia="NanumGothicCoding"/>
+                <w:sz w:val="18"/>
+                <w:szCs w:val="18"/>
+              </w:rPr>
+              <w:t xml:space="preserve">     │     └─────────────── 품번 (Part Number)</w:t>
+            </w:r>
+          </w:p>
+          <w:p>
+            <w:pPr>
+              <w:spacing w:before="0" w:after="0" w:line="240" w:lineRule="auto"/>
+            </w:pPr>
+            <w:r>
+              <w:rPr>
+                <w:rFonts w:ascii="Courier New" w:hAnsi="Courier New" w:eastAsia="NanumGothicCoding"/>
+                <w:sz w:val="18"/>
+                <w:szCs w:val="18"/>
+              </w:rPr>
+              <w:t xml:space="preserve">     └───────────────────── FAIR 접두사</w:t>
+            </w:r>
+          </w:p>
+        </w:tc>
+      </w:tr>
+    </w:tbl>
     <w:bookmarkEnd w:id="59"/>
     <w:bookmarkStart w:id="60" w:name="보관-및-관리"/>
     <w:p>
@@ -9834,7 +9955,7 @@
         </w:trPr>
         <w:tc>
           <w:tcPr>
-            <w:tcW w:w="2460" w:type="dxa"/>
+            <w:tcW w:w="1618" w:type="dxa"/>
             <w:tcMar>
               <w:top w:w="60" w:type="dxa"/>
               <w:left w:w="120" w:type="dxa"/>
@@ -9855,7 +9976,7 @@
         </w:tc>
         <w:tc>
           <w:tcPr>
-            <w:tcW w:w="6328" w:type="dxa"/>
+            <w:tcW w:w="7170" w:type="dxa"/>
             <w:tcMar>
               <w:top w:w="60" w:type="dxa"/>
               <w:left w:w="120" w:type="dxa"/>
@@ -9877,9 +9998,7 @@
       </w:tr>
       <w:tr>
         <w:tc>
-          <w:tcPr>
-            <w:tcW w:w="2460" w:type="dxa"/>
-          </w:tcPr>
+          <w:tcPr/>
           <w:p>
             <w:pPr>
               <w:pStyle w:val="Compact"/>
@@ -9891,7 +10010,7 @@
         </w:tc>
         <w:tc>
           <w:tcPr>
-            <w:tcW w:w="6328" w:type="dxa"/>
+            <w:tcW w:w="7170" w:type="dxa"/>
             <w:tcMar>
               <w:top w:w="60" w:type="dxa"/>
               <w:left w:w="120" w:type="dxa"/>
@@ -9924,6 +10043,7 @@
         </w:tc>
         <w:tc>
           <w:tcPr>
+            <w:tcW w:w="7170" w:type="dxa"/>
             <w:tcMar>
               <w:top w:w="60" w:type="dxa"/>
               <w:left w:w="120" w:type="dxa"/>
@@ -9955,9 +10075,7 @@
           </w:p>
         </w:tc>
         <w:tc>
-          <w:tcPr>
-            <w:tcW w:w="6328" w:type="dxa"/>
-          </w:tcPr>
+          <w:tcPr/>
           <w:p>
             <w:pPr>
               <w:pStyle w:val="Compact"/>
@@ -9970,19 +10088,10 @@
       </w:tr>
       <w:tr>
         <w:tc>
-          <w:tcPr>
-            <w:tcW w:w="2460" w:type="dxa"/>
-            <w:tcMar>
-              <w:top w:w="60" w:type="dxa"/>
-              <w:left w:w="120" w:type="dxa"/>
-              <w:bottom w:w="60" w:type="dxa"/>
-              <w:right w:w="120" w:type="dxa"/>
-            </w:tcMar>
-          </w:tcPr>
-          <w:p>
-            <w:pPr>
-              <w:pStyle w:val="Compact"/>
-              <w:wordWrap w:val="1"/>
+          <w:tcPr/>
+          <w:p>
+            <w:pPr>
+              <w:pStyle w:val="Compact"/>
             </w:pPr>
             <w:r>
               <w:t xml:space="preserve">접근 권한</w:t>
@@ -9990,10 +10099,19 @@
           </w:p>
         </w:tc>
         <w:tc>
-          <w:tcPr/>
-          <w:p>
-            <w:pPr>
-              <w:pStyle w:val="Compact"/>
+          <w:tcPr>
+            <w:tcW w:w="7170" w:type="dxa"/>
+            <w:tcMar>
+              <w:top w:w="60" w:type="dxa"/>
+              <w:left w:w="120" w:type="dxa"/>
+              <w:bottom w:w="60" w:type="dxa"/>
+              <w:right w:w="120" w:type="dxa"/>
+            </w:tcMar>
+          </w:tcPr>
+          <w:p>
+            <w:pPr>
+              <w:pStyle w:val="Compact"/>
+              <w:wordWrap w:val="1"/>
             </w:pPr>
             <w:r>
               <w:t xml:space="preserve">품질팀, 기술팀, 검사팀 (읽기); 품질팀장 이상 (수정)</w:t>
@@ -10027,18 +10145,10 @@
       </w:tr>
       <w:tr>
         <w:tc>
-          <w:tcPr>
-            <w:tcMar>
-              <w:top w:w="60" w:type="dxa"/>
-              <w:left w:w="120" w:type="dxa"/>
-              <w:bottom w:w="60" w:type="dxa"/>
-              <w:right w:w="120" w:type="dxa"/>
-            </w:tcMar>
-          </w:tcPr>
-          <w:p>
-            <w:pPr>
-              <w:pStyle w:val="Compact"/>
-              <w:wordWrap w:val="1"/>
+          <w:tcPr/>
+          <w:p>
+            <w:pPr>
+              <w:pStyle w:val="Compact"/>
             </w:pPr>
             <w:r>
               <w:t xml:space="preserve">고객 제출</w:t>
@@ -10046,18 +10156,10 @@
           </w:p>
         </w:tc>
         <w:tc>
-          <w:tcPr>
-            <w:tcMar>
-              <w:top w:w="60" w:type="dxa"/>
-              <w:left w:w="120" w:type="dxa"/>
-              <w:bottom w:w="60" w:type="dxa"/>
-              <w:right w:w="120" w:type="dxa"/>
-            </w:tcMar>
-          </w:tcPr>
-          <w:p>
-            <w:pPr>
-              <w:pStyle w:val="Compact"/>
-              <w:wordWrap w:val="1"/>
+          <w:tcPr/>
+          <w:p>
+            <w:pPr>
+              <w:pStyle w:val="Compact"/>
             </w:pPr>
             <w:r>
               <w:t xml:space="preserve">고객 요구 시 FAIR 패키지 전체 또는 요약본 제출</w:t>
@@ -10111,7 +10213,7 @@
         </w:trPr>
         <w:tc>
           <w:tcPr>
-            <w:tcW w:w="2460" w:type="dxa"/>
+            <w:tcW w:w="2268" w:type="dxa"/>
             <w:tcMar>
               <w:top w:w="60" w:type="dxa"/>
               <w:left w:w="120" w:type="dxa"/>
@@ -10132,7 +10234,7 @@
         </w:tc>
         <w:tc>
           <w:tcPr>
-            <w:tcW w:w="6328" w:type="dxa"/>
+            <w:tcW w:w="6520" w:type="dxa"/>
             <w:tcMar>
               <w:top w:w="60" w:type="dxa"/>
               <w:left w:w="120" w:type="dxa"/>
@@ -10154,9 +10256,7 @@
       </w:tr>
       <w:tr>
         <w:tc>
-          <w:tcPr>
-            <w:tcW w:w="2460" w:type="dxa"/>
-          </w:tcPr>
+          <w:tcPr/>
           <w:p>
             <w:pPr>
               <w:pStyle w:val="Compact"/>
@@ -10168,7 +10268,7 @@
         </w:tc>
         <w:tc>
           <w:tcPr>
-            <w:tcW w:w="6328" w:type="dxa"/>
+            <w:tcW w:w="6520" w:type="dxa"/>
             <w:tcMar>
               <w:top w:w="60" w:type="dxa"/>
               <w:left w:w="120" w:type="dxa"/>
@@ -10201,6 +10301,7 @@
         </w:tc>
         <w:tc>
           <w:tcPr>
+            <w:tcW w:w="6520" w:type="dxa"/>
             <w:tcMar>
               <w:top w:w="60" w:type="dxa"/>
               <w:left w:w="120" w:type="dxa"/>
@@ -10232,9 +10333,7 @@
           </w:p>
         </w:tc>
         <w:tc>
-          <w:tcPr>
-            <w:tcW w:w="6328" w:type="dxa"/>
-          </w:tcPr>
+          <w:tcPr/>
           <w:p>
             <w:pPr>
               <w:pStyle w:val="Compact"/>
@@ -10247,19 +10346,10 @@
       </w:tr>
       <w:tr>
         <w:tc>
-          <w:tcPr>
-            <w:tcW w:w="2460" w:type="dxa"/>
-            <w:tcMar>
-              <w:top w:w="60" w:type="dxa"/>
-              <w:left w:w="120" w:type="dxa"/>
-              <w:bottom w:w="60" w:type="dxa"/>
-              <w:right w:w="120" w:type="dxa"/>
-            </w:tcMar>
-          </w:tcPr>
-          <w:p>
-            <w:pPr>
-              <w:pStyle w:val="Compact"/>
-              <w:wordWrap w:val="1"/>
+          <w:tcPr/>
+          <w:p>
+            <w:pPr>
+              <w:pStyle w:val="Compact"/>
             </w:pPr>
             <w:r>
               <w:t xml:space="preserve">고객 승인 기록</w:t>
@@ -10267,10 +10357,19 @@
           </w:p>
         </w:tc>
         <w:tc>
-          <w:tcPr/>
-          <w:p>
-            <w:pPr>
-              <w:pStyle w:val="Compact"/>
+          <w:tcPr>
+            <w:tcW w:w="6520" w:type="dxa"/>
+            <w:tcMar>
+              <w:top w:w="60" w:type="dxa"/>
+              <w:left w:w="120" w:type="dxa"/>
+              <w:bottom w:w="60" w:type="dxa"/>
+              <w:right w:w="120" w:type="dxa"/>
+            </w:tcMar>
+          </w:tcPr>
+          <w:p>
+            <w:pPr>
+              <w:pStyle w:val="Compact"/>
+              <w:wordWrap w:val="1"/>
             </w:pPr>
             <w:r>
               <w:t xml:space="preserve">고객 승인/반려 이력을 FAIR 패키지에 포함 보관</w:t>
@@ -10280,18 +10379,10 @@
       </w:tr>
       <w:tr>
         <w:tc>
-          <w:tcPr>
-            <w:tcMar>
-              <w:top w:w="60" w:type="dxa"/>
-              <w:left w:w="120" w:type="dxa"/>
-              <w:bottom w:w="60" w:type="dxa"/>
-              <w:right w:w="120" w:type="dxa"/>
-            </w:tcMar>
-          </w:tcPr>
-          <w:p>
-            <w:pPr>
-              <w:pStyle w:val="Compact"/>
-              <w:wordWrap w:val="1"/>
+          <w:tcPr/>
+          <w:p>
+            <w:pPr>
+              <w:pStyle w:val="Compact"/>
             </w:pPr>
             <w:r>
               <w:t xml:space="preserve">PPAP 연계</w:t>
@@ -10299,18 +10390,10 @@
           </w:p>
         </w:tc>
         <w:tc>
-          <w:tcPr>
-            <w:tcMar>
-              <w:top w:w="60" w:type="dxa"/>
-              <w:left w:w="120" w:type="dxa"/>
-              <w:bottom w:w="60" w:type="dxa"/>
-              <w:right w:w="120" w:type="dxa"/>
-            </w:tcMar>
-          </w:tcPr>
-          <w:p>
-            <w:pPr>
-              <w:pStyle w:val="Compact"/>
-              <w:wordWrap w:val="1"/>
+          <w:tcPr/>
+          <w:p>
+            <w:pPr>
+              <w:pStyle w:val="Compact"/>
             </w:pPr>
             <w:r>
               <w:t xml:space="preserve">고객이 PPAP를 요구하는 경우, FAI를 PPAP Level 3~5에 포함하여 제출</w:t>
@@ -10354,7 +10437,7 @@
         </w:trPr>
         <w:tc>
           <w:tcPr>
-            <w:tcW w:w="2460" w:type="dxa"/>
+            <w:tcW w:w="1618" w:type="dxa"/>
             <w:tcMar>
               <w:top w:w="60" w:type="dxa"/>
               <w:left w:w="120" w:type="dxa"/>
@@ -10375,7 +10458,7 @@
         </w:tc>
         <w:tc>
           <w:tcPr>
-            <w:tcW w:w="6328" w:type="dxa"/>
+            <w:tcW w:w="7170" w:type="dxa"/>
             <w:tcMar>
               <w:top w:w="60" w:type="dxa"/>
               <w:left w:w="120" w:type="dxa"/>
@@ -10397,9 +10480,7 @@
       </w:tr>
       <w:tr>
         <w:tc>
-          <w:tcPr>
-            <w:tcW w:w="2460" w:type="dxa"/>
-          </w:tcPr>
+          <w:tcPr/>
           <w:p>
             <w:pPr>
               <w:pStyle w:val="Compact"/>
@@ -10411,7 +10492,7 @@
         </w:tc>
         <w:tc>
           <w:tcPr>
-            <w:tcW w:w="6328" w:type="dxa"/>
+            <w:tcW w:w="7170" w:type="dxa"/>
             <w:tcMar>
               <w:top w:w="60" w:type="dxa"/>
               <w:left w:w="120" w:type="dxa"/>
@@ -10444,6 +10525,7 @@
         </w:tc>
         <w:tc>
           <w:tcPr>
+            <w:tcW w:w="7170" w:type="dxa"/>
             <w:tcMar>
               <w:top w:w="60" w:type="dxa"/>
               <w:left w:w="120" w:type="dxa"/>
@@ -10475,9 +10557,7 @@
           </w:p>
         </w:tc>
         <w:tc>
-          <w:tcPr>
-            <w:tcW w:w="6328" w:type="dxa"/>
-          </w:tcPr>
+          <w:tcPr/>
           <w:p>
             <w:pPr>
               <w:pStyle w:val="Compact"/>
@@ -10490,19 +10570,10 @@
       </w:tr>
       <w:tr>
         <w:tc>
-          <w:tcPr>
-            <w:tcW w:w="2460" w:type="dxa"/>
-            <w:tcMar>
-              <w:top w:w="60" w:type="dxa"/>
-              <w:left w:w="120" w:type="dxa"/>
-              <w:bottom w:w="60" w:type="dxa"/>
-              <w:right w:w="120" w:type="dxa"/>
-            </w:tcMar>
-          </w:tcPr>
-          <w:p>
-            <w:pPr>
-              <w:pStyle w:val="Compact"/>
-              <w:wordWrap w:val="1"/>
+          <w:tcPr/>
+          <w:p>
+            <w:pPr>
+              <w:pStyle w:val="Compact"/>
             </w:pPr>
             <w:r>
               <w:t xml:space="preserve">관리 계획</w:t>
@@ -10511,6 +10582,7 @@
         </w:tc>
         <w:tc>
           <w:tcPr>
+            <w:tcW w:w="7170" w:type="dxa"/>
             <w:tcMar>
               <w:top w:w="60" w:type="dxa"/>
               <w:left w:w="120" w:type="dxa"/>
@@ -10565,7 +10637,7 @@
         </w:trPr>
         <w:tc>
           <w:tcPr>
-            <w:tcW w:w="2460" w:type="dxa"/>
+            <w:tcW w:w="2528" w:type="dxa"/>
             <w:tcMar>
               <w:top w:w="60" w:type="dxa"/>
               <w:left w:w="120" w:type="dxa"/>
@@ -10586,7 +10658,7 @@
         </w:tc>
         <w:tc>
           <w:tcPr>
-            <w:tcW w:w="6328" w:type="dxa"/>
+            <w:tcW w:w="6260" w:type="dxa"/>
             <w:tcMar>
               <w:top w:w="60" w:type="dxa"/>
               <w:left w:w="120" w:type="dxa"/>
@@ -10608,9 +10680,7 @@
       </w:tr>
       <w:tr>
         <w:tc>
-          <w:tcPr>
-            <w:tcW w:w="2460" w:type="dxa"/>
-          </w:tcPr>
+          <w:tcPr/>
           <w:p>
             <w:pPr>
               <w:pStyle w:val="Compact"/>
@@ -10622,7 +10692,7 @@
         </w:tc>
         <w:tc>
           <w:tcPr>
-            <w:tcW w:w="6328" w:type="dxa"/>
+            <w:tcW w:w="6260" w:type="dxa"/>
             <w:tcMar>
               <w:top w:w="60" w:type="dxa"/>
               <w:left w:w="120" w:type="dxa"/>
@@ -10655,6 +10725,7 @@
         </w:tc>
         <w:tc>
           <w:tcPr>
+            <w:tcW w:w="6260" w:type="dxa"/>
             <w:tcMar>
               <w:top w:w="60" w:type="dxa"/>
               <w:left w:w="120" w:type="dxa"/>
@@ -10686,9 +10757,7 @@
           </w:p>
         </w:tc>
         <w:tc>
-          <w:tcPr>
-            <w:tcW w:w="6328" w:type="dxa"/>
-          </w:tcPr>
+          <w:tcPr/>
           <w:p>
             <w:pPr>
               <w:pStyle w:val="Compact"/>
@@ -10701,19 +10770,10 @@
       </w:tr>
       <w:tr>
         <w:tc>
-          <w:tcPr>
-            <w:tcW w:w="2460" w:type="dxa"/>
-            <w:tcMar>
-              <w:top w:w="60" w:type="dxa"/>
-              <w:left w:w="120" w:type="dxa"/>
-              <w:bottom w:w="60" w:type="dxa"/>
-              <w:right w:w="120" w:type="dxa"/>
-            </w:tcMar>
-          </w:tcPr>
-          <w:p>
-            <w:pPr>
-              <w:pStyle w:val="Compact"/>
-              <w:wordWrap w:val="1"/>
+          <w:tcPr/>
+          <w:p>
+            <w:pPr>
+              <w:pStyle w:val="Compact"/>
             </w:pPr>
             <w:r>
               <w:t xml:space="preserve">Flow-down</w:t>
@@ -10721,10 +10781,19 @@
           </w:p>
         </w:tc>
         <w:tc>
-          <w:tcPr/>
-          <w:p>
-            <w:pPr>
-              <w:pStyle w:val="Compact"/>
+          <w:tcPr>
+            <w:tcW w:w="6260" w:type="dxa"/>
+            <w:tcMar>
+              <w:top w:w="60" w:type="dxa"/>
+              <w:left w:w="120" w:type="dxa"/>
+              <w:bottom w:w="60" w:type="dxa"/>
+              <w:right w:w="120" w:type="dxa"/>
+            </w:tcMar>
+          </w:tcPr>
+          <w:p>
+            <w:pPr>
+              <w:pStyle w:val="Compact"/>
+              <w:wordWrap w:val="1"/>
             </w:pPr>
             <w:r>
               <w:t xml:space="preserve">FAI 요구사항을 PO/계약서에 명시하여 공급자에게 전달 (Flow-down)</w:t>
@@ -10734,18 +10803,10 @@
       </w:tr>
       <w:tr>
         <w:tc>
-          <w:tcPr>
-            <w:tcMar>
-              <w:top w:w="60" w:type="dxa"/>
-              <w:left w:w="120" w:type="dxa"/>
-              <w:bottom w:w="60" w:type="dxa"/>
-              <w:right w:w="120" w:type="dxa"/>
-            </w:tcMar>
-          </w:tcPr>
-          <w:p>
-            <w:pPr>
-              <w:pStyle w:val="Compact"/>
-              <w:wordWrap w:val="1"/>
+          <w:tcPr/>
+          <w:p>
+            <w:pPr>
+              <w:pStyle w:val="Compact"/>
             </w:pPr>
             <w:r>
               <w:t xml:space="preserve">NADCAP 확인</w:t>
@@ -10753,18 +10814,10 @@
           </w:p>
         </w:tc>
         <w:tc>
-          <w:tcPr>
-            <w:tcMar>
-              <w:top w:w="60" w:type="dxa"/>
-              <w:left w:w="120" w:type="dxa"/>
-              <w:bottom w:w="60" w:type="dxa"/>
-              <w:right w:w="120" w:type="dxa"/>
-            </w:tcMar>
-          </w:tcPr>
-          <w:p>
-            <w:pPr>
-              <w:pStyle w:val="Compact"/>
-              <w:wordWrap w:val="1"/>
+          <w:tcPr/>
+          <w:p>
+            <w:pPr>
+              <w:pStyle w:val="Compact"/>
             </w:pPr>
             <w:r>
               <w:t xml:space="preserve">특수공정 공급자의 NADCAP 인증 유효성 확인</w:t>
@@ -11575,7 +11628,6 @@
               <w:bottom w:w="60" w:type="dxa"/>
               <w:right w:w="120" w:type="dxa"/>
             </w:tcMar>
-            <w:shd w:val="clear" w:color="auto" w:fill="DEEAF1"/>
           </w:tcPr>
           <w:p>
             <w:pPr>
@@ -11595,7 +11647,6 @@
               <w:bottom w:w="60" w:type="dxa"/>
               <w:right w:w="120" w:type="dxa"/>
             </w:tcMar>
-            <w:shd w:val="clear" w:color="auto" w:fill="DEEAF1"/>
           </w:tcPr>
           <w:p>
             <w:pPr>
@@ -11615,7 +11666,6 @@
               <w:bottom w:w="60" w:type="dxa"/>
               <w:right w:w="120" w:type="dxa"/>
             </w:tcMar>
-            <w:shd w:val="clear" w:color="auto" w:fill="DEEAF1"/>
           </w:tcPr>
           <w:p>
             <w:pPr>
@@ -14390,8 +14440,8 @@
     <w:rPrDefault>
       <w:rPr>
         <w:rFonts w:asciiTheme="minorHAnsi" w:cstheme="minorBidi" w:eastAsiaTheme="minorEastAsia" w:hAnsiTheme="minorHAnsi"/>
-        <w:sz w:val="24"/>
-        <w:szCs w:val="24"/>
+        <w:sz w:val="20"/>
+        <w:szCs w:val="20"/>
         <w:lang w:bidi="ar-SA" w:eastAsia="zh-CN" w:val="en-US"/>
       </w:rPr>
     </w:rPrDefault>
@@ -14459,8 +14509,8 @@
     </w:pPr>
     <w:rPr>
       <w:rFonts w:asciiTheme="majorHAnsi" w:cstheme="majorBidi" w:eastAsiaTheme="majorEastAsia" w:hAnsiTheme="majorHAnsi"/>
-      <w:sz w:val="56"/>
-      <w:szCs w:val="56"/>
+      <w:sz w:val="44"/>
+      <w:szCs w:val="44"/>
     </w:rPr>
   </w:style>
   <w:style w:customStyle="1" w:styleId="TitleChar" w:type="character">
@@ -14471,8 +14521,8 @@
     <w:rsid w:val="00A10FD9"/>
     <w:rPr>
       <w:rFonts w:asciiTheme="majorHAnsi" w:cstheme="majorBidi" w:eastAsiaTheme="majorEastAsia" w:hAnsiTheme="majorHAnsi"/>
-      <w:sz w:val="56"/>
-      <w:szCs w:val="56"/>
+      <w:sz w:val="44"/>
+      <w:szCs w:val="44"/>
     </w:rPr>
   </w:style>
   <w:style w:styleId="Subtitle" w:type="paragraph">
@@ -14594,8 +14644,8 @@
     <w:rPr>
       <w:rFonts w:asciiTheme="majorHAnsi" w:cstheme="majorBidi" w:eastAsiaTheme="majorEastAsia" w:hAnsiTheme="majorHAnsi"/>
       <w:color w:themeColor="accent1" w:themeShade="BF" w:val="0F4761"/>
-      <w:sz w:val="40"/>
-      <w:szCs w:val="40"/>
+      <w:sz w:val="32"/>
+      <w:szCs w:val="32"/>
     </w:rPr>
   </w:style>
   <w:style w:styleId="Heading2" w:type="paragraph">
@@ -14785,8 +14835,8 @@
     <w:rPr>
       <w:rFonts w:asciiTheme="majorHAnsi" w:cstheme="majorBidi" w:eastAsiaTheme="majorEastAsia" w:hAnsiTheme="majorHAnsi"/>
       <w:color w:themeColor="accent1" w:themeShade="BF" w:val="0F4761"/>
-      <w:sz w:val="40"/>
-      <w:szCs w:val="40"/>
+      <w:sz w:val="32"/>
+      <w:szCs w:val="32"/>
     </w:rPr>
   </w:style>
   <w:style w:customStyle="1" w:styleId="Heading2Char" w:type="character">
